--- a/benchmark/outputs/gold/resume_004_D.docx
+++ b/benchmark/outputs/gold/resume_004_D.docx
@@ -17,12 +17,12 @@
         <w:autoSpaceDE w:val="0"/>
         <w:widowControl/>
         <w:spacing w:line="240" w:lineRule="exact" w:before="256" w:after="0"/>
-        <w:ind w:left="2736" w:right="2736" w:firstLine="0"/>
+        <w:ind w:firstLine="0"/>
         <w:jc w:val="center"/>
       </w:pPr>
       <w:r>
         <w:rPr>
-          <w:rFonts w:ascii="Helvetica" w:hAnsi="Helvetica" w:eastAsia="Helvetica"/>
+          <w:rFonts w:ascii="Arial" w:hAnsi="Arial" w:eastAsia="Helvetica"/>
           <w:b/>
           <w:i w:val="0"/>
           <w:color w:val="1E1E23"/>
@@ -33,9 +33,19 @@
       <w:r>
         <w:br/>
       </w:r>
+    </w:p>
+    <w:p>
+      <w:pPr>
+        <w:autoSpaceDN w:val="0"/>
+        <w:autoSpaceDE w:val="0"/>
+        <w:widowControl/>
+        <w:spacing w:line="240" w:lineRule="exact" w:before="256" w:after="0"/>
+        <w:ind w:firstLine="0"/>
+        <w:jc w:val="center"/>
+      </w:pPr>
       <w:r>
         <w:rPr>
-          <w:rFonts w:ascii="Helvetica" w:hAnsi="Helvetica" w:eastAsia="Helvetica"/>
+          <w:rFonts w:ascii="Arial" w:hAnsi="Arial" w:eastAsia="Helvetica"/>
           <w:b w:val="0"/>
           <w:i w:val="0"/>
           <w:color w:val="72727A"/>
@@ -52,10 +62,13 @@
         <w:spacing w:line="366" w:lineRule="exact" w:before="226" w:after="12"/>
         <w:ind w:left="6" w:right="432" w:firstLine="0"/>
         <w:jc w:val="left"/>
+        <w:pBdr>
+          <w:bottom w:val="single" w:sz="6" w:space="1" w:color="auto"/>
+        </w:pBdr>
       </w:pPr>
       <w:r>
         <w:rPr>
-          <w:rFonts w:ascii="Helvetica" w:hAnsi="Helvetica" w:eastAsia="Helvetica"/>
+          <w:rFonts w:ascii="Arial" w:hAnsi="Arial" w:eastAsia="Helvetica"/>
           <w:b/>
           <w:i w:val="0"/>
           <w:color w:val="1E1E23"/>
@@ -68,7 +81,7 @@
       </w:r>
       <w:r>
         <w:rPr>
-          <w:rFonts w:ascii="Helvetica" w:hAnsi="Helvetica" w:eastAsia="Helvetica"/>
+          <w:rFonts w:ascii="Arial" w:hAnsi="Arial" w:eastAsia="Helvetica"/>
           <w:b w:val="0"/>
           <w:i w:val="0"/>
           <w:color w:val="1E1E23"/>
@@ -78,7 +91,7 @@
       </w:r>
       <w:r>
         <w:rPr>
-          <w:rFonts w:ascii="Helvetica" w:hAnsi="Helvetica" w:eastAsia="Helvetica"/>
+          <w:rFonts w:ascii="Arial" w:hAnsi="Arial" w:eastAsia="Helvetica"/>
           <w:b w:val="0"/>
           <w:i w:val="0"/>
           <w:color w:val="1E1E23"/>
@@ -91,7 +104,7 @@
       </w:r>
       <w:r>
         <w:rPr>
-          <w:rFonts w:ascii="Helvetica" w:hAnsi="Helvetica" w:eastAsia="Helvetica"/>
+          <w:rFonts w:ascii="Arial" w:hAnsi="Arial" w:eastAsia="Helvetica"/>
           <w:b/>
           <w:i w:val="0"/>
           <w:color w:val="1E1E23"/>
@@ -137,7 +150,7 @@
             </w:pPr>
             <w:r>
               <w:rPr>
-                <w:rFonts w:ascii="Helvetica" w:hAnsi="Helvetica" w:eastAsia="Helvetica"/>
+                <w:rFonts w:ascii="Arial" w:hAnsi="Arial" w:eastAsia="Helvetica"/>
                 <w:b/>
                 <w:i w:val="0"/>
                 <w:color w:val="1E1E23"/>
@@ -169,7 +182,7 @@
             </w:pPr>
             <w:r>
               <w:rPr>
-                <w:rFonts w:ascii="Helvetica" w:hAnsi="Helvetica" w:eastAsia="Helvetica"/>
+                <w:rFonts w:ascii="Arial" w:hAnsi="Arial" w:eastAsia="Helvetica"/>
                 <w:b w:val="0"/>
                 <w:i/>
                 <w:color w:val="72727A"/>
@@ -196,7 +209,7 @@
       </w:pPr>
       <w:r>
         <w:rPr>
-          <w:rFonts w:ascii="Helvetica" w:hAnsi="Helvetica" w:eastAsia="Helvetica"/>
+          <w:rFonts w:ascii="Arial" w:hAnsi="Arial" w:eastAsia="Helvetica"/>
           <w:b w:val="0"/>
           <w:i w:val="0"/>
           <w:color w:val="1E1E23"/>
@@ -220,7 +233,7 @@
       </w:pPr>
       <w:r>
         <w:rPr>
-          <w:rFonts w:ascii="Helvetica" w:hAnsi="Helvetica" w:eastAsia="Helvetica"/>
+          <w:rFonts w:ascii="Arial" w:hAnsi="Arial" w:eastAsia="Helvetica"/>
           <w:b w:val="0"/>
           <w:i w:val="0"/>
           <w:color w:val="1E1E23"/>
@@ -244,7 +257,7 @@
       </w:pPr>
       <w:r>
         <w:rPr>
-          <w:rFonts w:ascii="Helvetica" w:hAnsi="Helvetica" w:eastAsia="Helvetica"/>
+          <w:rFonts w:ascii="Arial" w:hAnsi="Arial" w:eastAsia="Helvetica"/>
           <w:b/>
           <w:i w:val="0"/>
           <w:color w:val="1E1E23"/>
@@ -257,7 +270,7 @@
       </w:r>
       <w:r>
         <w:rPr>
-          <w:rFonts w:ascii="Helvetica" w:hAnsi="Helvetica" w:eastAsia="Helvetica"/>
+          <w:rFonts w:ascii="Arial" w:hAnsi="Arial" w:eastAsia="Helvetica"/>
           <w:b w:val="0"/>
           <w:i/>
           <w:color w:val="72727A"/>
@@ -270,7 +283,7 @@
       </w:r>
       <w:r>
         <w:rPr>
-          <w:rFonts w:ascii="Helvetica" w:hAnsi="Helvetica" w:eastAsia="Helvetica"/>
+          <w:rFonts w:ascii="Arial" w:hAnsi="Arial" w:eastAsia="Helvetica"/>
           <w:b w:val="0"/>
           <w:i w:val="0"/>
           <w:color w:val="1E1E23"/>
@@ -294,7 +307,7 @@
       </w:pPr>
       <w:r>
         <w:rPr>
-          <w:rFonts w:ascii="Helvetica" w:hAnsi="Helvetica" w:eastAsia="Helvetica"/>
+          <w:rFonts w:ascii="Arial" w:hAnsi="Arial" w:eastAsia="Helvetica"/>
           <w:b w:val="0"/>
           <w:i w:val="0"/>
           <w:color w:val="1E1E23"/>
@@ -311,10 +324,13 @@
         <w:spacing w:line="424" w:lineRule="exact" w:before="114" w:after="0"/>
         <w:ind w:left="6" w:right="7056" w:firstLine="0"/>
         <w:jc w:val="left"/>
+        <w:pBdr>
+          <w:bottom w:val="single" w:sz="6" w:space="1" w:color="auto"/>
+        </w:pBdr>
       </w:pPr>
       <w:r>
         <w:rPr>
-          <w:rFonts w:ascii="Helvetica" w:hAnsi="Helvetica" w:eastAsia="Helvetica"/>
+          <w:rFonts w:ascii="Arial" w:hAnsi="Arial" w:eastAsia="Helvetica"/>
           <w:b/>
           <w:i w:val="0"/>
           <w:color w:val="1E1E23"/>
@@ -327,7 +343,7 @@
       </w:r>
       <w:r>
         <w:rPr>
-          <w:rFonts w:ascii="Helvetica" w:hAnsi="Helvetica" w:eastAsia="Helvetica"/>
+          <w:rFonts w:ascii="Arial" w:hAnsi="Arial" w:eastAsia="Helvetica"/>
           <w:b w:val="0"/>
           <w:i w:val="0"/>
           <w:color w:val="1E1E23"/>
